--- a/reports/2026-06_legalon_focus_report.docx
+++ b/reports/2026-06_legalon_focus_report.docx
@@ -28,6 +28,99 @@
         </w:rPr>
         <w:t>数据范围：2026-06-01 至 2026-06-30｜来源：产品/竞品研究进展 + NKOL 微信/PubMed 明细</w:t>
       </w:r>
+    </w:p>
+    <w:p>
+      <w:pPr>
+        <w:spacing w:before="200" w:after="120"/>
+      </w:pPr>
+      <w:r>
+        <w:rPr>
+          <w:rFonts w:ascii="Microsoft YaHei" w:hAnsi="Microsoft YaHei" w:eastAsia="微软雅黑"/>
+          <w:b/>
+          <w:color w:val="0F766D"/>
+          <w:sz w:val="28"/>
+        </w:rPr>
+        <w:t>管理层摘要</w:t>
+      </w:r>
+    </w:p>
+    <w:p>
+      <w:pPr>
+        <w:spacing w:after="100" w:line="300" w:lineRule="auto"/>
+      </w:pPr>
+      <w:r>
+        <w:rPr>
+          <w:rFonts w:ascii="Microsoft YaHei" w:hAnsi="Microsoft YaHei" w:eastAsia="微软雅黑"/>
+          <w:b/>
+          <w:color w:val="173B3A"/>
+          <w:sz w:val="23"/>
+        </w:rPr>
+        <w:t>6月利加隆的核心信号是：保肝支持治疗竞争仍在，但MASH/NASH疾病修饰治疗和胆汁淤积路径更新更值得前瞻关注，利加隆需要区分支持治疗和疾病修饰治疗边界。</w:t>
+      </w:r>
+    </w:p>
+    <w:p>
+      <w:pPr>
+        <w:spacing w:after="60" w:line="293" w:lineRule="auto"/>
+        <w:ind w:left="160"/>
+      </w:pPr>
+      <w:r>
+        <w:rPr>
+          <w:rFonts w:ascii="Microsoft YaHei" w:hAnsi="Microsoft YaHei" w:eastAsia="微软雅黑"/>
+          <w:b w:val="0"/>
+          <w:color w:val="253638"/>
+          <w:sz w:val="21"/>
+        </w:rPr>
+        <w:t>发生了什么：本月纳入96条产品/竞品进展，23条建议跟进、12条高证据；PubMed最多，Clinical和万方补充了Rezdiffra、Ocaliva、美能、思美泰、优思弗等线索。</w:t>
+      </w:r>
+    </w:p>
+    <w:p>
+      <w:pPr>
+        <w:spacing w:after="60" w:line="293" w:lineRule="auto"/>
+        <w:ind w:left="160"/>
+      </w:pPr>
+      <w:r>
+        <w:rPr>
+          <w:rFonts w:ascii="Microsoft YaHei" w:hAnsi="Microsoft YaHei" w:eastAsia="微软雅黑"/>
+          <w:b w:val="0"/>
+          <w:color w:val="253638"/>
+          <w:sz w:val="21"/>
+        </w:rPr>
+        <w:t>关注什么：优先关注Rezdiffra/瑞司美替罗、Ocaliva/奥贝胆酸、复方甘草酸苷、腺苷蛋氨酸、熊去氧胆酸，以及水飞蓟素/水飞蓟宾同成分证据。</w:t>
+      </w:r>
+    </w:p>
+    <w:p>
+      <w:pPr>
+        <w:spacing w:after="60" w:line="293" w:lineRule="auto"/>
+        <w:ind w:left="160"/>
+      </w:pPr>
+      <w:r>
+        <w:rPr>
+          <w:rFonts w:ascii="Microsoft YaHei" w:hAnsi="Microsoft YaHei" w:eastAsia="微软雅黑"/>
+          <w:b w:val="0"/>
+          <w:color w:val="253638"/>
+          <w:sz w:val="21"/>
+        </w:rPr>
+        <w:t>为什么关注：MASH/NASH和胆汁淤积领域的疾病修饰疗法会拉开与传统保肝支持治疗的证据层级，中文文献则会影响本地医学沟通。</w:t>
+      </w:r>
+    </w:p>
+    <w:p>
+      <w:pPr>
+        <w:spacing w:after="60" w:line="293" w:lineRule="auto"/>
+        <w:ind w:left="160"/>
+      </w:pPr>
+      <w:r>
+        <w:rPr>
+          <w:rFonts w:ascii="Microsoft YaHei" w:hAnsi="Microsoft YaHei" w:eastAsia="微软雅黑"/>
+          <w:b w:val="0"/>
+          <w:color w:val="253638"/>
+          <w:sz w:val="21"/>
+        </w:rPr>
+        <w:t>建议动作：按“同成分/直接竞品/机制竞品”重排利加隆竞品；单独追踪MASH/NASH疾病修饰疗法；把中文文献纳入医学问答和竞品监测。</w:t>
+      </w:r>
+    </w:p>
+    <w:p>
+      <w:pPr>
+        <w:spacing w:after="40"/>
+      </w:pPr>
     </w:p>
     <w:p>
       <w:pPr>
